--- a/documents/resume.docx
+++ b/documents/resume.docx
@@ -4,580 +4,301 @@
   <w:body>
     <w:p>
       <w:pPr>
-        <w:pStyle w:val="Title"/>
-        <w:spacing w:line="480" w:lineRule="exact" w:after="20"/>
+        <w:pStyle w:val="NameX"/>
         <w:jc w:val="center"/>
       </w:pPr>
       <w:r>
-        <w:rPr>
-          <w:rFonts w:ascii="Latin Modern Roman" w:hAnsi="Latin Modern Roman" w:eastAsia="Latin Modern Roman" w:cs="Latin Modern Roman"/>
-          <w:smallCaps/>
-        </w:rPr>
         <w:t>Akhil Kuragayala</w:t>
       </w:r>
     </w:p>
     <w:p>
       <w:pPr>
-        <w:spacing w:after="20" w:line="210" w:lineRule="exact"/>
+        <w:pStyle w:val="RoleX"/>
         <w:jc w:val="center"/>
       </w:pPr>
       <w:r>
-        <w:rPr>
-          <w:rFonts w:ascii="Latin Modern Roman" w:hAnsi="Latin Modern Roman" w:eastAsia="Latin Modern Roman" w:cs="Latin Modern Roman"/>
-          <w:b/>
-          <w:i w:val="0"/>
-          <w:sz w:val="18"/>
-        </w:rPr>
         <w:t>Cloud and DevOps Engineer</w:t>
       </w:r>
     </w:p>
     <w:p>
       <w:pPr>
-        <w:spacing w:after="20" w:line="210" w:lineRule="exact"/>
+        <w:spacing w:after="20"/>
         <w:jc w:val="center"/>
       </w:pPr>
       <w:r>
-        <w:rPr>
-          <w:rFonts w:ascii="Latin Modern Roman" w:hAnsi="Latin Modern Roman" w:eastAsia="Latin Modern Roman" w:cs="Latin Modern Roman"/>
-          <w:b w:val="0"/>
-          <w:i w:val="0"/>
-          <w:sz w:val="18"/>
-        </w:rPr>
-        <w:t>Hyderabad, India</w:t>
+        <w:t>Hyderabad, India  |  +91 9700349778  |  akhilkuragayaladevops@gmail.com  |  github.com/KuragayalaAkhil</w:t>
       </w:r>
     </w:p>
     <w:p>
       <w:pPr>
-        <w:spacing w:after="20" w:line="210" w:lineRule="exact"/>
+        <w:spacing w:after="20"/>
         <w:jc w:val="center"/>
       </w:pPr>
       <w:r>
-        <w:rPr>
-          <w:rFonts w:ascii="Latin Modern Roman" w:hAnsi="Latin Modern Roman" w:eastAsia="Latin Modern Roman" w:cs="Latin Modern Roman"/>
-          <w:b w:val="0"/>
-          <w:i w:val="0"/>
-          <w:sz w:val="18"/>
-        </w:rPr>
-        <w:t>+91 9700349778  |  akhilkuragayaladevops@gmail.com  |  github.com/KuragayalaAkhil</w:t>
+        <w:t>linkedin.com/in/akhil-kuragayala-326407183  |  Portfolio: https://kuragayalaakhil.github.io/</w:t>
       </w:r>
     </w:p>
     <w:p>
       <w:pPr>
-        <w:spacing w:after="20" w:line="210" w:lineRule="exact"/>
-        <w:jc w:val="center"/>
+        <w:pStyle w:val="HeadX"/>
+        <w:keepNext/>
+        <w:pBdr>
+          <w:bottom w:val="single" w:sz="5" w:color="B6C3D0"/>
+        </w:pBdr>
       </w:pPr>
       <w:r>
-        <w:rPr>
-          <w:rFonts w:ascii="Latin Modern Roman" w:hAnsi="Latin Modern Roman" w:eastAsia="Latin Modern Roman" w:cs="Latin Modern Roman"/>
-          <w:b w:val="0"/>
-          <w:i w:val="0"/>
-          <w:sz w:val="18"/>
-        </w:rPr>
-        <w:t>linkedin.com/in/akhil-kuragayala-326407183</w:t>
+        <w:t>SUMMARY</w:t>
       </w:r>
     </w:p>
     <w:p>
-      <w:pPr>
-        <w:spacing w:after="20" w:line="210" w:lineRule="exact"/>
-        <w:jc w:val="center"/>
-      </w:pPr>
+      <w:pPr/>
       <w:r>
-        <w:rPr>
-          <w:rFonts w:ascii="Latin Modern Roman" w:hAnsi="Latin Modern Roman" w:eastAsia="Latin Modern Roman" w:cs="Latin Modern Roman"/>
-          <w:b w:val="0"/>
-          <w:i w:val="0"/>
-          <w:sz w:val="18"/>
-        </w:rPr>
-        <w:t>Portfolio: https://kuragayalaakhil.github.io/</w:t>
-      </w:r>
-    </w:p>
-    <w:p>
-      <w:pPr>
-        <w:keepNext/>
-        <w:spacing w:after="40" w:before="80" w:line="210" w:lineRule="exact"/>
-        <w:pBdr>
-          <w:bottom w:val="single" w:sz="4" w:color="888888" w:space="1"/>
-        </w:pBdr>
-      </w:pPr>
-      <w:r>
-        <w:rPr>
-          <w:rFonts w:ascii="Latin Modern Roman" w:hAnsi="Latin Modern Roman" w:eastAsia="Latin Modern Roman" w:cs="Latin Modern Roman"/>
-          <w:b w:val="0"/>
-          <w:i w:val="0"/>
-          <w:smallCaps/>
-          <w:sz w:val="20"/>
-        </w:rPr>
-        <w:t>Summary</w:t>
-      </w:r>
-    </w:p>
-    <w:p>
-      <w:pPr>
-        <w:spacing w:after="20" w:line="210" w:lineRule="exact"/>
-      </w:pPr>
-      <w:r>
-        <w:rPr>
-          <w:rFonts w:ascii="Latin Modern Roman" w:hAnsi="Latin Modern Roman" w:eastAsia="Latin Modern Roman" w:cs="Latin Modern Roman"/>
-          <w:b w:val="0"/>
-          <w:i w:val="0"/>
-          <w:sz w:val="18"/>
-        </w:rPr>
         <w:t>IT professional with 4+ years of enterprise Pega development and production support experience, transitioning into cloud and DevOps. Hands-on work includes AWS EKS, Terraform, GitHub Actions, Argo CD, Jenkins and Azure three-tier infrastructure. Experienced in REST integrations, incident troubleshooting and Agile delivery.</w:t>
       </w:r>
     </w:p>
     <w:p>
       <w:pPr>
+        <w:pStyle w:val="HeadX"/>
         <w:keepNext/>
-        <w:spacing w:after="40" w:before="80" w:line="210" w:lineRule="exact"/>
         <w:pBdr>
-          <w:bottom w:val="single" w:sz="4" w:color="888888" w:space="1"/>
+          <w:bottom w:val="single" w:sz="5" w:color="B6C3D0"/>
         </w:pBdr>
       </w:pPr>
       <w:r>
-        <w:rPr>
-          <w:rFonts w:ascii="Latin Modern Roman" w:hAnsi="Latin Modern Roman" w:eastAsia="Latin Modern Roman" w:cs="Latin Modern Roman"/>
-          <w:b w:val="0"/>
-          <w:i w:val="0"/>
-          <w:smallCaps/>
-          <w:sz w:val="20"/>
-        </w:rPr>
-        <w:t>Experience</w:t>
+        <w:t>EXPERIENCE</w:t>
       </w:r>
     </w:p>
     <w:p>
       <w:pPr>
-        <w:tabs>
-          <w:tab w:pos="10800" w:val="right"/>
-        </w:tabs>
-        <w:spacing w:after="20" w:line="210" w:lineRule="exact"/>
+        <w:pStyle w:val="ItemX"/>
+        <w:keepNext/>
       </w:pPr>
       <w:r>
-        <w:rPr>
-          <w:rFonts w:ascii="Latin Modern Roman" w:hAnsi="Latin Modern Roman" w:eastAsia="Latin Modern Roman" w:cs="Latin Modern Roman"/>
-          <w:b/>
-          <w:i w:val="0"/>
-          <w:sz w:val="18"/>
-        </w:rPr>
         <w:t>Evoke Technologies</w:t>
         <w:tab/>
         <w:t>Apr 2021 – Jul 2025</w:t>
       </w:r>
     </w:p>
     <w:p>
-      <w:pPr>
-        <w:spacing w:after="20" w:line="210" w:lineRule="exact"/>
-      </w:pPr>
+      <w:pPr/>
       <w:r>
-        <w:rPr>
-          <w:rFonts w:ascii="Latin Modern Roman" w:hAnsi="Latin Modern Roman" w:eastAsia="Latin Modern Roman" w:cs="Latin Modern Roman"/>
-          <w:b w:val="0"/>
-          <w:i/>
-          <w:sz w:val="18"/>
-        </w:rPr>
         <w:t>Technical Associate</w:t>
       </w:r>
     </w:p>
     <w:p>
       <w:pPr>
-        <w:spacing w:after="20" w:line="210" w:lineRule="exact"/>
-        <w:ind w:left="173" w:hanging="130"/>
+        <w:pStyle w:val="BulletX"/>
+        <w:ind w:left="216" w:hanging="158"/>
       </w:pPr>
       <w:r>
-        <w:rPr>
-          <w:rFonts w:ascii="Latin Modern Roman" w:hAnsi="Latin Modern Roman" w:eastAsia="Latin Modern Roman" w:cs="Latin Modern Roman"/>
-          <w:b w:val="0"/>
-          <w:i w:val="0"/>
-          <w:sz w:val="18"/>
-        </w:rPr>
-        <w:t>• Developed Pega PRPC workflow applications for oil and gas clients, including Service REST and Connect REST integrations.</w:t>
+        <w:t>•  Developed Pega PRPC workflow applications for oil and gas clients, including Service REST and Connect REST integrations.</w:t>
       </w:r>
     </w:p>
     <w:p>
       <w:pPr>
-        <w:spacing w:after="20" w:line="210" w:lineRule="exact"/>
-        <w:ind w:left="173" w:hanging="130"/>
+        <w:pStyle w:val="BulletX"/>
+        <w:ind w:left="216" w:hanging="158"/>
       </w:pPr>
       <w:r>
-        <w:rPr>
-          <w:rFonts w:ascii="Latin Modern Roman" w:hAnsi="Latin Modern Roman" w:eastAsia="Latin Modern Roman" w:cs="Latin Modern Roman"/>
-          <w:b w:val="0"/>
-          <w:i w:val="0"/>
-          <w:sz w:val="18"/>
-        </w:rPr>
-        <w:t>• Automated business processes with Pega rules and job schedulers; clarified requirements and supported release validation.</w:t>
+        <w:t>•  Automated business processes with Pega rules and job schedulers; clarified requirements and supported release validation.</w:t>
       </w:r>
     </w:p>
     <w:p>
       <w:pPr>
-        <w:spacing w:after="20" w:line="210" w:lineRule="exact"/>
-        <w:ind w:left="173" w:hanging="130"/>
+        <w:pStyle w:val="BulletX"/>
+        <w:ind w:left="216" w:hanging="158"/>
       </w:pPr>
       <w:r>
-        <w:rPr>
-          <w:rFonts w:ascii="Latin Modern Roman" w:hAnsi="Latin Modern Roman" w:eastAsia="Latin Modern Roman" w:cs="Latin Modern Roman"/>
-          <w:b w:val="0"/>
-          <w:i w:val="0"/>
-          <w:sz w:val="18"/>
-        </w:rPr>
-        <w:t>• Investigated production issues, resolved defects, supported UAT and worked with Agile teams on application delivery.</w:t>
+        <w:t>•  Investigated production issues, resolved defects, supported UAT and worked with Agile teams on application delivery.</w:t>
       </w:r>
     </w:p>
     <w:p>
       <w:pPr>
+        <w:pStyle w:val="HeadX"/>
         <w:keepNext/>
-        <w:spacing w:after="40" w:before="80" w:line="210" w:lineRule="exact"/>
         <w:pBdr>
-          <w:bottom w:val="single" w:sz="4" w:color="888888" w:space="1"/>
+          <w:bottom w:val="single" w:sz="5" w:color="B6C3D0"/>
         </w:pBdr>
       </w:pPr>
       <w:r>
-        <w:rPr>
-          <w:rFonts w:ascii="Latin Modern Roman" w:hAnsi="Latin Modern Roman" w:eastAsia="Latin Modern Roman" w:cs="Latin Modern Roman"/>
-          <w:b w:val="0"/>
-          <w:i w:val="0"/>
-          <w:smallCaps/>
-          <w:sz w:val="20"/>
-        </w:rPr>
-        <w:t>Projects</w:t>
+        <w:t>PROJECTS</w:t>
       </w:r>
     </w:p>
     <w:p>
       <w:pPr>
+        <w:pStyle w:val="ItemX"/>
         <w:keepNext/>
-        <w:spacing w:before="60" w:line="210" w:lineRule="exact" w:after="20"/>
       </w:pPr>
       <w:r>
-        <w:rPr>
-          <w:rFonts w:ascii="Latin Modern Roman" w:hAnsi="Latin Modern Roman" w:eastAsia="Latin Modern Roman" w:cs="Latin Modern Roman"/>
-          <w:b/>
-          <w:sz w:val="18"/>
-        </w:rPr>
-        <w:t>BoundaryPass Cricket Booking on AWS EKS</w:t>
-      </w:r>
-      <w:r>
-        <w:rPr>
-          <w:rFonts w:ascii="Latin Modern Roman" w:hAnsi="Latin Modern Roman" w:eastAsia="Latin Modern Roman" w:cs="Latin Modern Roman"/>
-          <w:i/>
-          <w:sz w:val="18"/>
-        </w:rPr>
-        <w:t xml:space="preserve"> | Completed | FastAPI, Python, Terraform, EKS, GitHub Actions, Argo CD</w:t>
+        <w:t>BoundaryPass Cricket Booking on AWS EKS | Completed | FastAPI, Python, Terraform, EKS, GitHub Actions, Argo CD</w:t>
       </w:r>
     </w:p>
     <w:p>
       <w:pPr>
-        <w:spacing w:after="20" w:line="210" w:lineRule="exact"/>
-        <w:ind w:left="173" w:hanging="130"/>
+        <w:pStyle w:val="BulletX"/>
+        <w:ind w:left="216" w:hanging="158"/>
       </w:pPr>
       <w:r>
-        <w:rPr>
-          <w:rFonts w:ascii="Latin Modern Roman" w:hAnsi="Latin Modern Roman" w:eastAsia="Latin Modern Roman" w:cs="Latin Modern Roman"/>
-          <w:b w:val="0"/>
-          <w:i w:val="0"/>
-          <w:sz w:val="18"/>
-        </w:rPr>
-        <w:t>• Built a cricket booking application; tested health checks, seeded matches, stock reduction and overbooking prevention with pytest.</w:t>
+        <w:t>•  Built a cricket booking application; tested health checks, seeded matches, stock reduction and overbooking prevention with pytest.</w:t>
       </w:r>
     </w:p>
     <w:p>
       <w:pPr>
-        <w:spacing w:after="20" w:line="210" w:lineRule="exact"/>
-        <w:ind w:left="173" w:hanging="130"/>
+        <w:pStyle w:val="BulletX"/>
+        <w:ind w:left="216" w:hanging="158"/>
       </w:pPr>
       <w:r>
-        <w:rPr>
-          <w:rFonts w:ascii="Latin Modern Roman" w:hAnsi="Latin Modern Roman" w:eastAsia="Latin Modern Roman" w:cs="Latin Modern Roman"/>
-          <w:b w:val="0"/>
-          <w:i w:val="0"/>
-          <w:sz w:val="18"/>
-        </w:rPr>
-        <w:t>• Created modular VPC and EKS infrastructure and CI checks with SonarQube Cloud, Gitleaks and Trivy; used Kubernetes manifests and Argo CD for delivery. Completed documentation and resource teardown to control costs.</w:t>
+        <w:t>•  Created modular VPC and EKS infrastructure and CI checks with SonarQube Cloud, Gitleaks and Trivy; used Kubernetes manifests and Argo CD for delivery. Completed documentation and resource teardown to control costs.</w:t>
       </w:r>
     </w:p>
     <w:p>
       <w:pPr>
-        <w:spacing w:after="20" w:line="210" w:lineRule="exact"/>
-        <w:ind w:left="173" w:hanging="130"/>
+        <w:pStyle w:val="BulletX"/>
+        <w:ind w:left="216" w:hanging="158"/>
       </w:pPr>
       <w:r>
-        <w:rPr>
-          <w:rFonts w:ascii="Latin Modern Roman" w:hAnsi="Latin Modern Roman" w:eastAsia="Latin Modern Roman" w:cs="Latin Modern Roman"/>
-          <w:b w:val="0"/>
-          <w:i w:val="0"/>
-          <w:sz w:val="18"/>
-        </w:rPr>
-        <w:t>• Repository: github.com/KuragayalaAkhil/boundarypass-aws-eks</w:t>
+        <w:t>•  Repository: github.com/KuragayalaAkhil/boundarypass-aws-eks</w:t>
       </w:r>
     </w:p>
     <w:p>
       <w:pPr>
+        <w:pStyle w:val="ItemX"/>
         <w:keepNext/>
-        <w:spacing w:before="60" w:line="210" w:lineRule="exact" w:after="20"/>
       </w:pPr>
       <w:r>
-        <w:rPr>
-          <w:rFonts w:ascii="Latin Modern Roman" w:hAnsi="Latin Modern Roman" w:eastAsia="Latin Modern Roman" w:cs="Latin Modern Roman"/>
-          <w:b/>
-          <w:sz w:val="18"/>
-        </w:rPr>
-        <w:t>Azure Three Tier Architecture</w:t>
-      </w:r>
-      <w:r>
-        <w:rPr>
-          <w:rFonts w:ascii="Latin Modern Roman" w:hAnsi="Latin Modern Roman" w:eastAsia="Latin Modern Roman" w:cs="Latin Modern Roman"/>
-          <w:i/>
-          <w:sz w:val="18"/>
-        </w:rPr>
-        <w:t xml:space="preserve"> | Completed | VMs, VNet, NSGs, Bastion, Nginx, Tomcat, MySQL</w:t>
+        <w:t>Azure Three Tier Architecture | Completed | VMs, VNet, NSGs, Bastion, Nginx, Tomcat, MySQL</w:t>
       </w:r>
     </w:p>
     <w:p>
       <w:pPr>
-        <w:spacing w:after="20" w:line="210" w:lineRule="exact"/>
-        <w:ind w:left="173" w:hanging="130"/>
+        <w:pStyle w:val="BulletX"/>
+        <w:ind w:left="216" w:hanging="158"/>
       </w:pPr>
       <w:r>
-        <w:rPr>
-          <w:rFonts w:ascii="Latin Modern Roman" w:hAnsi="Latin Modern Roman" w:eastAsia="Latin Modern Roman" w:cs="Latin Modern Roman"/>
-          <w:b w:val="0"/>
-          <w:i w:val="0"/>
-          <w:sz w:val="18"/>
-        </w:rPr>
-        <w:t>• Configured web, application and database tiers with private connectivity and NSG rules controlling traffic between tiers. Troubleshot outbound package installation and documented deployment steps, screenshots and architecture.</w:t>
+        <w:t>•  Configured web, application and database tiers with private connectivity and NSG rules controlling traffic between tiers. Troubleshot outbound package installation and documented deployment steps, screenshots and architecture.</w:t>
       </w:r>
     </w:p>
     <w:p>
       <w:pPr>
+        <w:pStyle w:val="ItemX"/>
         <w:keepNext/>
-        <w:spacing w:before="60" w:line="210" w:lineRule="exact" w:after="20"/>
       </w:pPr>
       <w:r>
-        <w:rPr>
-          <w:rFonts w:ascii="Latin Modern Roman" w:hAnsi="Latin Modern Roman" w:eastAsia="Latin Modern Roman" w:cs="Latin Modern Roman"/>
-          <w:b/>
-          <w:sz w:val="18"/>
-        </w:rPr>
-        <w:t>Amazon EKS GitOps Delivery Pipeline</w:t>
-      </w:r>
-      <w:r>
-        <w:rPr>
-          <w:rFonts w:ascii="Latin Modern Roman" w:hAnsi="Latin Modern Roman" w:eastAsia="Latin Modern Roman" w:cs="Latin Modern Roman"/>
-          <w:i/>
-          <w:sz w:val="18"/>
-        </w:rPr>
-        <w:t xml:space="preserve"> | Completed | GitHub Actions, Docker, Trivy, SonarQube, Argo CD</w:t>
+        <w:t>Amazon EKS GitOps Delivery Pipeline | Completed | GitHub Actions, Docker, Trivy, SonarQube, Argo CD</w:t>
       </w:r>
     </w:p>
     <w:p>
       <w:pPr>
-        <w:spacing w:after="20" w:line="210" w:lineRule="exact"/>
-        <w:ind w:left="173" w:hanging="130"/>
+        <w:pStyle w:val="BulletX"/>
+        <w:ind w:left="216" w:hanging="158"/>
       </w:pPr>
       <w:r>
-        <w:rPr>
-          <w:rFonts w:ascii="Latin Modern Roman" w:hAnsi="Latin Modern Roman" w:eastAsia="Latin Modern Roman" w:cs="Latin Modern Roman"/>
-          <w:b w:val="0"/>
-          <w:i w:val="0"/>
-          <w:sz w:val="18"/>
-        </w:rPr>
-        <w:t>• Built and tested a Java application with Maven, analyzed code with SonarQube, scanned images with Trivy and pushed versioned images to Docker Hub.</w:t>
+        <w:t>•  Built and tested a Java application with Maven, analyzed code with SonarQube, scanned images with Trivy and pushed versioned images to Docker Hub.</w:t>
       </w:r>
     </w:p>
     <w:p>
       <w:pPr>
-        <w:spacing w:after="20" w:line="210" w:lineRule="exact"/>
-        <w:ind w:left="173" w:hanging="130"/>
+        <w:pStyle w:val="BulletX"/>
+        <w:ind w:left="216" w:hanging="158"/>
       </w:pPr>
       <w:r>
-        <w:rPr>
-          <w:rFonts w:ascii="Latin Modern Roman" w:hAnsi="Latin Modern Roman" w:eastAsia="Latin Modern Roman" w:cs="Latin Modern Roman"/>
-          <w:b w:val="0"/>
-          <w:i w:val="0"/>
-          <w:sz w:val="18"/>
-        </w:rPr>
-        <w:t>• Automated manifest updates and Argo CD synchronization to EKS; verified two healthy replicas and a live application change through an AWS LoadBalancer.</w:t>
+        <w:t>•  Automated manifest updates and Argo CD synchronization to EKS; verified two healthy replicas and a live application change through an AWS LoadBalancer.</w:t>
       </w:r>
     </w:p>
     <w:p>
       <w:pPr>
+        <w:pStyle w:val="ItemX"/>
         <w:keepNext/>
-        <w:spacing w:before="60" w:line="210" w:lineRule="exact" w:after="20"/>
       </w:pPr>
       <w:r>
-        <w:rPr>
-          <w:rFonts w:ascii="Latin Modern Roman" w:hAnsi="Latin Modern Roman" w:eastAsia="Latin Modern Roman" w:cs="Latin Modern Roman"/>
-          <w:b/>
-          <w:sz w:val="18"/>
-        </w:rPr>
-        <w:t>AWS Three Tier Infrastructure Automation</w:t>
-      </w:r>
-      <w:r>
-        <w:rPr>
-          <w:rFonts w:ascii="Latin Modern Roman" w:hAnsi="Latin Modern Roman" w:eastAsia="Latin Modern Roman" w:cs="Latin Modern Roman"/>
-          <w:i/>
-          <w:sz w:val="18"/>
-        </w:rPr>
-        <w:t xml:space="preserve"> | Completed | Terraform, Jenkins, AWS</w:t>
+        <w:t>AWS Three Tier Infrastructure Automation | Completed | Terraform, Jenkins, AWS</w:t>
       </w:r>
     </w:p>
     <w:p>
       <w:pPr>
-        <w:spacing w:after="20" w:line="210" w:lineRule="exact"/>
-        <w:ind w:left="173" w:hanging="130"/>
+        <w:pStyle w:val="BulletX"/>
+        <w:ind w:left="216" w:hanging="158"/>
       </w:pPr>
       <w:r>
-        <w:rPr>
-          <w:rFonts w:ascii="Latin Modern Roman" w:hAnsi="Latin Modern Roman" w:eastAsia="Latin Modern Roman" w:cs="Latin Modern Roman"/>
-          <w:b w:val="0"/>
-          <w:i w:val="0"/>
-          <w:sz w:val="18"/>
-        </w:rPr>
-        <w:t>• Created reusable modules for VPC networking, routes, security groups, IAM instance profiles and public/internal NLBs; configured encrypted, versioned S3 state. Built a Jenkins Terraform pipeline and verified networking, load balancers and instance role access.</w:t>
+        <w:t>•  Created reusable modules for VPC networking, routes, security groups, IAM instance profiles and public/internal NLBs; configured encrypted, versioned S3 state. Built a Jenkins Terraform pipeline and verified networking, load balancers and instance role access.</w:t>
       </w:r>
     </w:p>
     <w:p>
       <w:pPr>
+        <w:pStyle w:val="ItemX"/>
         <w:keepNext/>
-        <w:spacing w:before="60" w:line="210" w:lineRule="exact" w:after="20"/>
       </w:pPr>
       <w:r>
-        <w:rPr>
-          <w:rFonts w:ascii="Latin Modern Roman" w:hAnsi="Latin Modern Roman" w:eastAsia="Latin Modern Roman" w:cs="Latin Modern Roman"/>
-          <w:b/>
-          <w:sz w:val="18"/>
-        </w:rPr>
-        <w:t>Terraform AWS Infrastructure Project</w:t>
-      </w:r>
-      <w:r>
-        <w:rPr>
-          <w:rFonts w:ascii="Latin Modern Roman" w:hAnsi="Latin Modern Roman" w:eastAsia="Latin Modern Roman" w:cs="Latin Modern Roman"/>
-          <w:i/>
-          <w:sz w:val="18"/>
-        </w:rPr>
-        <w:t xml:space="preserve"> | Hands-on | VPC, EC2, ALB, NAT Gateway</w:t>
+        <w:t>Terraform AWS Infrastructure Project | Hands-on | VPC, EC2, ALB, NAT Gateway</w:t>
       </w:r>
     </w:p>
     <w:p>
       <w:pPr>
-        <w:spacing w:after="20" w:line="210" w:lineRule="exact"/>
-        <w:ind w:left="173" w:hanging="130"/>
+        <w:pStyle w:val="BulletX"/>
+        <w:ind w:left="216" w:hanging="158"/>
       </w:pPr>
       <w:r>
-        <w:rPr>
-          <w:rFonts w:ascii="Latin Modern Roman" w:hAnsi="Latin Modern Roman" w:eastAsia="Latin Modern Roman" w:cs="Latin Modern Roman"/>
-          <w:b w:val="0"/>
-          <w:i w:val="0"/>
-          <w:sz w:val="18"/>
-        </w:rPr>
-        <w:t>• Provisioned subnets, gateways, routes, security groups, bastion EC2 and an ALB; tested application connectivity across instances.</w:t>
+        <w:t>•  Provisioned subnets, gateways, routes, security groups, bastion EC2 and an ALB; tested application connectivity across instances.</w:t>
       </w:r>
     </w:p>
     <w:p>
       <w:pPr>
+        <w:pStyle w:val="ItemX"/>
         <w:keepNext/>
-        <w:spacing w:before="60" w:line="210" w:lineRule="exact" w:after="20"/>
       </w:pPr>
       <w:r>
-        <w:rPr>
-          <w:rFonts w:ascii="Latin Modern Roman" w:hAnsi="Latin Modern Roman" w:eastAsia="Latin Modern Roman" w:cs="Latin Modern Roman"/>
-          <w:b/>
-          <w:sz w:val="18"/>
-        </w:rPr>
-        <w:t>Serverless Booking Application</w:t>
-      </w:r>
-      <w:r>
-        <w:rPr>
-          <w:rFonts w:ascii="Latin Modern Roman" w:hAnsi="Latin Modern Roman" w:eastAsia="Latin Modern Roman" w:cs="Latin Modern Roman"/>
-          <w:i/>
-          <w:sz w:val="18"/>
-        </w:rPr>
-        <w:t xml:space="preserve"> | Completed | S3, API Gateway, Lambda, DynamoDB</w:t>
+        <w:t>Serverless Booking Application | Completed | S3, API Gateway, Lambda, DynamoDB</w:t>
       </w:r>
     </w:p>
     <w:p>
       <w:pPr>
-        <w:spacing w:after="20" w:line="210" w:lineRule="exact"/>
-        <w:ind w:left="173" w:hanging="130"/>
+        <w:pStyle w:val="BulletX"/>
+        <w:ind w:left="216" w:hanging="158"/>
       </w:pPr>
       <w:r>
-        <w:rPr>
-          <w:rFonts w:ascii="Latin Modern Roman" w:hAnsi="Latin Modern Roman" w:eastAsia="Latin Modern Roman" w:cs="Latin Modern Roman"/>
-          <w:b w:val="0"/>
-          <w:i w:val="0"/>
-          <w:sz w:val="18"/>
-        </w:rPr>
-        <w:t>• Connected an S3-hosted booking page to an HTTP API and Node.js Lambda storing requests in DynamoDB; configured CORS and IAM write permissions and verified the workflow.</w:t>
+        <w:t>•  Connected an S3-hosted booking page to an HTTP API and Node.js Lambda storing requests in DynamoDB; configured CORS and IAM write permissions and verified the workflow.</w:t>
       </w:r>
     </w:p>
     <w:p>
       <w:pPr>
+        <w:pStyle w:val="ItemX"/>
         <w:keepNext/>
-        <w:spacing w:before="60" w:line="210" w:lineRule="exact" w:after="20"/>
       </w:pPr>
       <w:r>
-        <w:rPr>
-          <w:rFonts w:ascii="Latin Modern Roman" w:hAnsi="Latin Modern Roman" w:eastAsia="Latin Modern Roman" w:cs="Latin Modern Roman"/>
-          <w:b/>
-          <w:sz w:val="18"/>
-        </w:rPr>
-        <w:t>Private Database and Network Connectivity Labs</w:t>
-      </w:r>
-      <w:r>
-        <w:rPr>
-          <w:rFonts w:ascii="Latin Modern Roman" w:hAnsi="Latin Modern Roman" w:eastAsia="Latin Modern Roman" w:cs="Latin Modern Roman"/>
-          <w:i/>
-          <w:sz w:val="18"/>
-        </w:rPr>
-        <w:t xml:space="preserve"> | Hands-on | EC2, RDS MySQL, security groups</w:t>
+        <w:t>Private Database and Network Connectivity Labs | Hands-on | EC2, RDS MySQL, security groups</w:t>
       </w:r>
     </w:p>
     <w:p>
       <w:pPr>
-        <w:spacing w:after="20" w:line="210" w:lineRule="exact"/>
-        <w:ind w:left="173" w:hanging="130"/>
+        <w:pStyle w:val="BulletX"/>
+        <w:ind w:left="216" w:hanging="158"/>
       </w:pPr>
       <w:r>
-        <w:rPr>
-          <w:rFonts w:ascii="Latin Modern Roman" w:hAnsi="Latin Modern Roman" w:eastAsia="Latin Modern Roman" w:cs="Latin Modern Roman"/>
-          <w:b w:val="0"/>
-          <w:i w:val="0"/>
-          <w:sz w:val="18"/>
-        </w:rPr>
-        <w:t>• Configured Windows EC2 access to private RDS MySQL; practiced tier isolation with subnet routing and security group rules.</w:t>
+        <w:t>•  Configured Windows EC2 access to private RDS MySQL; practiced tier isolation with subnet routing and security group rules.</w:t>
       </w:r>
     </w:p>
     <w:p>
       <w:pPr>
+        <w:pStyle w:val="HeadX"/>
         <w:keepNext/>
-        <w:spacing w:after="40" w:before="80" w:line="210" w:lineRule="exact"/>
         <w:pBdr>
-          <w:bottom w:val="single" w:sz="4" w:color="888888" w:space="1"/>
+          <w:bottom w:val="single" w:sz="5" w:color="B6C3D0"/>
         </w:pBdr>
       </w:pPr>
       <w:r>
-        <w:rPr>
-          <w:rFonts w:ascii="Latin Modern Roman" w:hAnsi="Latin Modern Roman" w:eastAsia="Latin Modern Roman" w:cs="Latin Modern Roman"/>
-          <w:b w:val="0"/>
-          <w:i w:val="0"/>
-          <w:smallCaps/>
-          <w:sz w:val="20"/>
-        </w:rPr>
-        <w:t>Education</w:t>
+        <w:t>EDUCATION</w:t>
       </w:r>
     </w:p>
     <w:p>
       <w:pPr>
         <w:tabs>
-          <w:tab w:pos="10800" w:val="right"/>
+          <w:tab w:pos="10080" w:val="right"/>
         </w:tabs>
-        <w:spacing w:after="20" w:line="210" w:lineRule="exact"/>
       </w:pPr>
       <w:r>
-        <w:rPr>
-          <w:rFonts w:ascii="Latin Modern Roman" w:hAnsi="Latin Modern Roman" w:eastAsia="Latin Modern Roman" w:cs="Latin Modern Roman"/>
-          <w:b w:val="0"/>
-          <w:i w:val="0"/>
-          <w:sz w:val="18"/>
-        </w:rPr>
         <w:t>M.S. Computer Networking — Australia</w:t>
+      </w:r>
+      <w:r>
         <w:tab/>
         <w:t>Dec 2020</w:t>
       </w:r>
@@ -585,146 +306,104 @@
     <w:p>
       <w:pPr>
         <w:tabs>
-          <w:tab w:pos="10800" w:val="right"/>
+          <w:tab w:pos="10080" w:val="right"/>
         </w:tabs>
-        <w:spacing w:after="20" w:line="210" w:lineRule="exact"/>
       </w:pPr>
       <w:r>
-        <w:rPr>
-          <w:rFonts w:ascii="Latin Modern Roman" w:hAnsi="Latin Modern Roman" w:eastAsia="Latin Modern Roman" w:cs="Latin Modern Roman"/>
-          <w:b w:val="0"/>
-          <w:i w:val="0"/>
-          <w:sz w:val="18"/>
-        </w:rPr>
         <w:t>B.Tech Computer Science and Engineering — Hyderabad</w:t>
+      </w:r>
+      <w:r>
         <w:tab/>
         <w:t>May 2018</w:t>
       </w:r>
     </w:p>
     <w:p>
       <w:pPr>
+        <w:pStyle w:val="HeadX"/>
         <w:keepNext/>
-        <w:spacing w:after="40" w:before="80" w:line="210" w:lineRule="exact"/>
         <w:pBdr>
-          <w:bottom w:val="single" w:sz="4" w:color="888888" w:space="1"/>
+          <w:bottom w:val="single" w:sz="5" w:color="B6C3D0"/>
         </w:pBdr>
       </w:pPr>
       <w:r>
-        <w:rPr>
-          <w:rFonts w:ascii="Latin Modern Roman" w:hAnsi="Latin Modern Roman" w:eastAsia="Latin Modern Roman" w:cs="Latin Modern Roman"/>
-          <w:b w:val="0"/>
-          <w:i w:val="0"/>
-          <w:smallCaps/>
-          <w:sz w:val="20"/>
-        </w:rPr>
-        <w:t>Technical Skills</w:t>
+        <w:t>TECHNICAL SKILLS</w:t>
       </w:r>
     </w:p>
     <w:p>
-      <w:pPr>
-        <w:spacing w:after="20" w:line="210" w:lineRule="exact"/>
-      </w:pPr>
+      <w:pPr/>
       <w:r>
-        <w:rPr>
-          <w:rFonts w:ascii="Latin Modern Roman" w:hAnsi="Latin Modern Roman" w:eastAsia="Latin Modern Roman" w:cs="Latin Modern Roman"/>
-          <w:b w:val="0"/>
-          <w:i w:val="0"/>
-          <w:sz w:val="18"/>
-        </w:rPr>
         <w:t>Cloud and IaC: AWS VPC, EC2, IAM, S3, RDS, ELB, NAT Gateway, Route 53, Lambda, API Gateway, DynamoDB, EKS, Terraform; Azure VNet, VMs, NSGs, Bastion</w:t>
       </w:r>
     </w:p>
     <w:p>
-      <w:pPr>
-        <w:spacing w:after="20" w:line="210" w:lineRule="exact"/>
-      </w:pPr>
+      <w:pPr/>
       <w:r>
-        <w:rPr>
-          <w:rFonts w:ascii="Latin Modern Roman" w:hAnsi="Latin Modern Roman" w:eastAsia="Latin Modern Roman" w:cs="Latin Modern Roman"/>
-          <w:b w:val="0"/>
-          <w:i w:val="0"/>
-          <w:sz w:val="18"/>
-        </w:rPr>
         <w:t>DevOps and Security: Git, GitHub Actions, Jenkins, Docker, Kubernetes, Argo CD, SonarQube, Gitleaks, Trivy</w:t>
       </w:r>
     </w:p>
     <w:p>
-      <w:pPr>
-        <w:spacing w:after="20" w:line="210" w:lineRule="exact"/>
-      </w:pPr>
+      <w:pPr/>
       <w:r>
-        <w:rPr>
-          <w:rFonts w:ascii="Latin Modern Roman" w:hAnsi="Latin Modern Roman" w:eastAsia="Latin Modern Roman" w:cs="Latin Modern Roman"/>
-          <w:b w:val="0"/>
-          <w:i w:val="0"/>
-          <w:sz w:val="18"/>
-        </w:rPr>
         <w:t>Systems and Observability: Linux, Bash, CloudWatch, Prometheus, Grafana, networking, security groups</w:t>
       </w:r>
     </w:p>
     <w:p>
-      <w:pPr>
-        <w:spacing w:after="20" w:line="210" w:lineRule="exact"/>
-      </w:pPr>
+      <w:pPr/>
       <w:r>
-        <w:rPr>
-          <w:rFonts w:ascii="Latin Modern Roman" w:hAnsi="Latin Modern Roman" w:eastAsia="Latin Modern Roman" w:cs="Latin Modern Roman"/>
-          <w:b w:val="0"/>
-          <w:i w:val="0"/>
-          <w:sz w:val="18"/>
-        </w:rPr>
         <w:t>Applications and Data: Pega PRPC, REST APIs, FastAPI, Python, Maven, MySQL; MERN stack training</w:t>
       </w:r>
     </w:p>
     <w:p>
       <w:pPr>
+        <w:pStyle w:val="HeadX"/>
         <w:keepNext/>
-        <w:spacing w:after="40" w:before="80" w:line="210" w:lineRule="exact"/>
         <w:pBdr>
-          <w:bottom w:val="single" w:sz="4" w:color="888888" w:space="1"/>
+          <w:bottom w:val="single" w:sz="5" w:color="B6C3D0"/>
         </w:pBdr>
       </w:pPr>
       <w:r>
-        <w:rPr>
-          <w:rFonts w:ascii="Latin Modern Roman" w:hAnsi="Latin Modern Roman" w:eastAsia="Latin Modern Roman" w:cs="Latin Modern Roman"/>
-          <w:b w:val="0"/>
-          <w:i w:val="0"/>
-          <w:smallCaps/>
-          <w:sz w:val="20"/>
-        </w:rPr>
-        <w:t>Certifications and Training</w:t>
+        <w:t>CERTIFICATIONS AND TRAINING</w:t>
       </w:r>
     </w:p>
     <w:p>
       <w:pPr>
-        <w:spacing w:after="20" w:line="210" w:lineRule="exact"/>
-        <w:ind w:left="173" w:hanging="130"/>
+        <w:pStyle w:val="BulletX"/>
+        <w:ind w:left="216" w:hanging="158"/>
       </w:pPr>
       <w:r>
-        <w:t>• AWS Certified Cloud Practitioner | Microsoft Certified: Azure Fundamentals</w:t>
+        <w:t>•  AWS Certified Cloud Practitioner | Microsoft Certified: Azure Fundamentals</w:t>
       </w:r>
     </w:p>
     <w:p>
       <w:pPr>
-        <w:spacing w:after="20" w:line="210" w:lineRule="exact"/>
-        <w:ind w:left="173" w:hanging="130"/>
+        <w:pStyle w:val="BulletX"/>
+        <w:ind w:left="216" w:hanging="158"/>
       </w:pPr>
       <w:r>
-        <w:t>• Pega Certified System Architect (CSA) | Pega Certified Senior System Architect (CSSA)</w:t>
+        <w:t>•  Multi-Cloud DevSecOps with Generative AI — V Cube Software Solutions | May 2026 – Present</w:t>
       </w:r>
     </w:p>
     <w:p>
       <w:pPr>
-        <w:spacing w:after="20" w:line="210" w:lineRule="exact"/>
-        <w:ind w:left="173" w:hanging="130"/>
+        <w:pStyle w:val="BulletX"/>
+        <w:ind w:left="216" w:hanging="158"/>
       </w:pPr>
       <w:r>
-        <w:t>• MERN Stack Development — Tech U | Sep 2025 – Mar 2026</w:t>
+        <w:t>•  Pega Certified System Architect (CSA) | Pega Certified Senior System Architect (CSSA)</w:t>
+      </w:r>
+    </w:p>
+    <w:p>
+      <w:pPr>
+        <w:pStyle w:val="BulletX"/>
+        <w:ind w:left="216" w:hanging="158"/>
+      </w:pPr>
+      <w:r>
+        <w:t>•  MERN Stack Development — Tech U | Sep 2025 – Mar 2026</w:t>
       </w:r>
     </w:p>
     <w:sectPr>
       <w:pgSz w:w="12240" w:h="15840"/>
-      <w:pgMar w:top="374" w:right="619" w:bottom="403" w:left="619" w:header="720" w:footer="720" w:gutter="0"/>
+      <w:pgMar w:top="547" w:right="1008" w:bottom="518" w:left="1008" w:header="720" w:footer="720" w:gutter="0"/>
       <w:cols w:space="720"/>
       <w:docGrid w:linePitch="360"/>
     </w:sectPr>
@@ -1096,12 +775,12 @@
     <w:qFormat/>
     <w:rsid w:val="00FC693F"/>
     <w:pPr>
-      <w:spacing w:after="30" w:line="240" w:lineRule="auto"/>
+      <w:spacing w:after="0" w:line="240" w:lineRule="auto"/>
     </w:pPr>
     <w:rPr>
-      <w:rFonts w:ascii="Latin Modern Roman" w:hAnsi="Latin Modern Roman"/>
-      <w:color w:val="000000"/>
-      <w:sz w:val="19"/>
+      <w:rFonts w:ascii="Aptos" w:hAnsi="Aptos"/>
+      <w:color w:val="253141"/>
+      <w:sz w:val="16"/>
     </w:rPr>
   </w:style>
   <w:style w:type="paragraph" w:styleId="Header">
@@ -1159,15 +838,15 @@
     <w:pPr>
       <w:keepNext/>
       <w:keepLines/>
-      <w:spacing w:before="480" w:after="30" w:line="240" w:lineRule="auto"/>
+      <w:spacing w:before="480" w:after="0"/>
       <w:outlineLvl w:val="0"/>
     </w:pPr>
     <w:rPr>
-      <w:rFonts w:asciiTheme="majorHAnsi" w:eastAsiaTheme="majorEastAsia" w:hAnsiTheme="majorHAnsi" w:cstheme="majorBidi" w:ascii="Latin Modern Roman" w:hAnsi="Latin Modern Roman"/>
+      <w:rFonts w:asciiTheme="majorHAnsi" w:eastAsiaTheme="majorEastAsia" w:hAnsiTheme="majorHAnsi" w:cstheme="majorBidi"/>
       <w:b/>
       <w:bCs/>
-      <w:color w:val="000000"/>
-      <w:sz w:val="19"/>
+      <w:color w:val="365F91" w:themeColor="accent1" w:themeShade="BF"/>
+      <w:sz w:val="28"/>
       <w:szCs w:val="28"/>
     </w:rPr>
   </w:style>
@@ -1445,15 +1124,18 @@
     <w:qFormat/>
     <w:rsid w:val="00FC693F"/>
     <w:pPr>
-      <w:spacing w:after="40" w:line="240" w:lineRule="auto"/>
+      <w:pBdr>
+        <w:bottom w:val="single" w:sz="8" w:space="4" w:color="4F81BD" w:themeColor="accent1"/>
+      </w:pBdr>
+      <w:spacing w:after="300" w:line="240" w:lineRule="auto"/>
       <w:contextualSpacing/>
     </w:pPr>
     <w:rPr>
-      <w:rFonts w:asciiTheme="majorHAnsi" w:eastAsiaTheme="majorEastAsia" w:hAnsiTheme="majorHAnsi" w:cstheme="majorBidi" w:ascii="Latin Modern Roman" w:hAnsi="Latin Modern Roman"/>
-      <w:color w:val="000000"/>
+      <w:rFonts w:asciiTheme="majorHAnsi" w:eastAsiaTheme="majorEastAsia" w:hAnsiTheme="majorHAnsi" w:cstheme="majorBidi"/>
+      <w:color w:val="17365D" w:themeColor="text2" w:themeShade="BF"/>
       <w:spacing w:val="5"/>
       <w:kern w:val="28"/>
-      <w:sz w:val="46"/>
+      <w:sz w:val="52"/>
       <w:szCs w:val="52"/>
     </w:rPr>
   </w:style>
@@ -12782,6 +12464,71 @@
         <w:shd w:val="clear" w:color="auto" w:fill="FBCAA2" w:themeFill="accent6" w:themeFillTint="7F"/>
       </w:tcPr>
     </w:tblStylePr>
+  </w:style>
+  <w:style w:type="paragraph" w:customStyle="1" w:styleId="NameX">
+    <w:name w:val="NameX"/>
+    <w:basedOn w:val="Normal"/>
+    <w:pPr>
+      <w:spacing w:before="0" w:after="40"/>
+    </w:pPr>
+    <w:rPr>
+      <w:rFonts w:ascii="Aptos" w:hAnsi="Aptos"/>
+      <w:b/>
+      <w:color w:val="112640"/>
+      <w:sz w:val="38"/>
+    </w:rPr>
+  </w:style>
+  <w:style w:type="paragraph" w:customStyle="1" w:styleId="RoleX">
+    <w:name w:val="RoleX"/>
+    <w:basedOn w:val="Normal"/>
+    <w:pPr>
+      <w:spacing w:before="0" w:after="60"/>
+    </w:pPr>
+    <w:rPr>
+      <w:rFonts w:ascii="Aptos" w:hAnsi="Aptos"/>
+      <w:b/>
+      <w:color w:val="34546F"/>
+      <w:sz w:val="20"/>
+    </w:rPr>
+  </w:style>
+  <w:style w:type="paragraph" w:customStyle="1" w:styleId="HeadX">
+    <w:name w:val="HeadX"/>
+    <w:basedOn w:val="Normal"/>
+    <w:pPr>
+      <w:spacing w:before="100" w:after="40"/>
+    </w:pPr>
+    <w:rPr>
+      <w:rFonts w:ascii="Aptos" w:hAnsi="Aptos"/>
+      <w:b/>
+      <w:color w:val="113450"/>
+      <w:sz w:val="17"/>
+    </w:rPr>
+  </w:style>
+  <w:style w:type="paragraph" w:customStyle="1" w:styleId="ItemX">
+    <w:name w:val="ItemX"/>
+    <w:basedOn w:val="Normal"/>
+    <w:pPr>
+      <w:spacing w:before="40" w:after="0"/>
+    </w:pPr>
+    <w:rPr>
+      <w:rFonts w:ascii="Aptos" w:hAnsi="Aptos"/>
+      <w:b/>
+      <w:color w:val="18324D"/>
+      <w:sz w:val="16"/>
+    </w:rPr>
+  </w:style>
+  <w:style w:type="paragraph" w:customStyle="1" w:styleId="BulletX">
+    <w:name w:val="BulletX"/>
+    <w:basedOn w:val="Normal"/>
+    <w:pPr>
+      <w:spacing w:before="0" w:after="0"/>
+    </w:pPr>
+    <w:rPr>
+      <w:rFonts w:ascii="Aptos" w:hAnsi="Aptos"/>
+      <w:b w:val="0"/>
+      <w:color w:val="253141"/>
+      <w:sz w:val="15"/>
+    </w:rPr>
   </w:style>
 </w:styles>
 </file>

--- a/documents/resume.docx
+++ b/documents/resume.docx
@@ -4,406 +4,521 @@
   <w:body>
     <w:p>
       <w:pPr>
-        <w:pStyle w:val="NameX"/>
+        <w:spacing w:before="0" w:after="40"/>
         <w:jc w:val="center"/>
       </w:pPr>
       <w:r>
-        <w:t>Akhil Kuragayala</w:t>
+        <w:rPr>
+          <w:b/>
+          <w:color w:val="122539"/>
+          <w:sz w:val="38"/>
+        </w:rPr>
+        <w:t>AKHIL KURAGAYALA</w:t>
       </w:r>
     </w:p>
     <w:p>
       <w:pPr>
-        <w:pStyle w:val="RoleX"/>
+        <w:spacing w:before="0" w:after="140"/>
         <w:jc w:val="center"/>
       </w:pPr>
       <w:r>
-        <w:t>Cloud and DevOps Engineer</w:t>
+        <w:rPr>
+          <w:b/>
+          <w:color w:val="1F2D3D"/>
+          <w:sz w:val="20"/>
+        </w:rPr>
+        <w:t>CLOUD &amp; DEVOPS ENGINEER</w:t>
       </w:r>
     </w:p>
     <w:p>
       <w:pPr>
-        <w:spacing w:after="20"/>
+        <w:spacing w:before="0" w:after="40"/>
         <w:jc w:val="center"/>
       </w:pPr>
       <w:r>
-        <w:t>Hyderabad, India  |  +91 9700349778  |  akhilkuragayaladevops@gmail.com  |  github.com/KuragayalaAkhil</w:t>
+        <w:rPr>
+          <w:b w:val="0"/>
+          <w:color w:val="122539"/>
+          <w:sz w:val="17"/>
+        </w:rPr>
+        <w:t>Hyderabad, India  •  +91 9700349778  •  akhilkuragayaladevops@gmail.com</w:t>
       </w:r>
     </w:p>
     <w:p>
       <w:pPr>
-        <w:spacing w:after="20"/>
+        <w:spacing w:before="0" w:after="40"/>
         <w:jc w:val="center"/>
       </w:pPr>
       <w:r>
-        <w:t>linkedin.com/in/akhil-kuragayala-326407183  |  Portfolio: https://kuragayalaakhil.github.io/</w:t>
+        <w:rPr>
+          <w:b w:val="0"/>
+          <w:color w:val="122539"/>
+          <w:sz w:val="16"/>
+        </w:rPr>
+        <w:t>github.com/KuragayalaAkhil  •  linkedin.com/in/akhil-kuragayala-326407183</w:t>
       </w:r>
     </w:p>
     <w:p>
       <w:pPr>
-        <w:pStyle w:val="HeadX"/>
-        <w:keepNext/>
-        <w:pBdr>
-          <w:bottom w:val="single" w:sz="5" w:color="B6C3D0"/>
-        </w:pBdr>
+        <w:spacing w:before="0" w:after="0"/>
+        <w:jc w:val="center"/>
       </w:pPr>
       <w:r>
-        <w:t>SUMMARY</w:t>
-      </w:r>
-    </w:p>
-    <w:p>
-      <w:pPr/>
-      <w:r>
-        <w:t>IT professional with 4+ years of enterprise Pega development and production support experience, transitioning into cloud and DevOps. Hands-on work includes AWS EKS, Terraform, GitHub Actions, Argo CD, Jenkins and Azure three-tier infrastructure. Experienced in REST integrations, incident troubleshooting and Agile delivery.</w:t>
+        <w:rPr>
+          <w:b w:val="0"/>
+          <w:color w:val="122539"/>
+          <w:sz w:val="16"/>
+        </w:rPr>
+        <w:t>Portfolio: https://kuragayalaakhil.github.io/</w:t>
       </w:r>
     </w:p>
     <w:p>
       <w:pPr>
-        <w:pStyle w:val="HeadX"/>
-        <w:keepNext/>
+        <w:spacing w:before="120" w:after="60" w:line="254" w:lineRule="auto"/>
         <w:pBdr>
-          <w:bottom w:val="single" w:sz="5" w:color="B6C3D0"/>
+          <w:bottom w:val="single" w:sz="6" w:color="C8D0D9"/>
         </w:pBdr>
       </w:pPr>
       <w:r>
-        <w:t>EXPERIENCE</w:t>
+        <w:rPr>
+          <w:b/>
+          <w:color w:val="122539"/>
+          <w:sz w:val="18"/>
+        </w:rPr>
+        <w:t>PROFESSIONAL SUMMARY</w:t>
       </w:r>
     </w:p>
     <w:p>
       <w:pPr>
-        <w:pStyle w:val="ItemX"/>
-        <w:keepNext/>
+        <w:spacing w:before="0" w:after="40" w:line="254" w:lineRule="auto"/>
       </w:pPr>
       <w:r>
-        <w:t>Evoke Technologies</w:t>
-        <w:tab/>
-        <w:t>Apr 2021 – Jul 2025</w:t>
-      </w:r>
-    </w:p>
-    <w:p>
-      <w:pPr/>
-      <w:r>
-        <w:t>Technical Associate</w:t>
+        <w:rPr>
+          <w:b w:val="0"/>
+          <w:color w:val="122539"/>
+          <w:sz w:val="17"/>
+        </w:rPr>
+        <w:t>IT professional with 4+ years of enterprise Pega development and production support experience, transitioning into Cloud and DevOps. Hands-on experience in AWS, Azure, Terraform, CI/CD, Kubernetes, GitOps, security scanning and infrastructure troubleshooting.</w:t>
       </w:r>
     </w:p>
     <w:p>
       <w:pPr>
-        <w:pStyle w:val="BulletX"/>
-        <w:ind w:left="216" w:hanging="158"/>
+        <w:spacing w:before="120" w:after="60" w:line="254" w:lineRule="auto"/>
+        <w:pBdr>
+          <w:bottom w:val="single" w:sz="6" w:color="C8D0D9"/>
+        </w:pBdr>
       </w:pPr>
       <w:r>
-        <w:t>•  Developed Pega PRPC workflow applications for oil and gas clients, including Service REST and Connect REST integrations.</w:t>
+        <w:rPr>
+          <w:b/>
+          <w:color w:val="122539"/>
+          <w:sz w:val="18"/>
+        </w:rPr>
+        <w:t>PROFESSIONAL EXPERIENCE</w:t>
       </w:r>
     </w:p>
     <w:p>
       <w:pPr>
-        <w:pStyle w:val="BulletX"/>
-        <w:ind w:left="216" w:hanging="158"/>
+        <w:spacing w:before="0" w:after="40" w:line="254" w:lineRule="auto"/>
       </w:pPr>
       <w:r>
-        <w:t>•  Automated business processes with Pega rules and job schedulers; clarified requirements and supported release validation.</w:t>
+        <w:rPr>
+          <w:b/>
+          <w:color w:val="122539"/>
+          <w:sz w:val="17"/>
+        </w:rPr>
+        <w:t>Evoke Technologies  |  Technical Associate</w:t>
+      </w:r>
+      <w:r>
+        <w:rPr>
+          <w:sz w:val="17"/>
+        </w:rPr>
+        <w:t xml:space="preserve">     Apr 2021 – Jul 2025</w:t>
       </w:r>
     </w:p>
     <w:p>
       <w:pPr>
-        <w:pStyle w:val="BulletX"/>
-        <w:ind w:left="216" w:hanging="158"/>
+        <w:spacing w:before="0" w:after="40" w:line="254" w:lineRule="auto"/>
       </w:pPr>
       <w:r>
-        <w:t>•  Investigated production issues, resolved defects, supported UAT and worked with Agile teams on application delivery.</w:t>
+        <w:rPr>
+          <w:b w:val="0"/>
+          <w:color w:val="122539"/>
+          <w:sz w:val="17"/>
+        </w:rPr>
+        <w:t>Developed Pega PRPC workflows and REST integrations; automated business processes, resolved production issues, supported UAT and release validation, and collaborated with Agile teams.</w:t>
       </w:r>
     </w:p>
     <w:p>
       <w:pPr>
-        <w:pStyle w:val="HeadX"/>
-        <w:keepNext/>
+        <w:spacing w:before="120" w:after="60" w:line="254" w:lineRule="auto"/>
         <w:pBdr>
-          <w:bottom w:val="single" w:sz="5" w:color="B6C3D0"/>
+          <w:bottom w:val="single" w:sz="6" w:color="C8D0D9"/>
         </w:pBdr>
       </w:pPr>
       <w:r>
-        <w:t>PROJECTS</w:t>
+        <w:rPr>
+          <w:b/>
+          <w:color w:val="122539"/>
+          <w:sz w:val="18"/>
+        </w:rPr>
+        <w:t>SELECTED CLOUD &amp; DEVOPS PROJECTS</w:t>
       </w:r>
     </w:p>
     <w:p>
       <w:pPr>
-        <w:pStyle w:val="ItemX"/>
-        <w:keepNext/>
+        <w:spacing w:before="40" w:after="40" w:line="254" w:lineRule="auto"/>
       </w:pPr>
       <w:r>
-        <w:t>BoundaryPass Cricket Booking on AWS EKS | Completed | FastAPI, Python, Terraform, EKS, GitHub Actions, Argo CD</w:t>
+        <w:rPr>
+          <w:b/>
+          <w:color w:val="122539"/>
+          <w:sz w:val="17"/>
+        </w:rPr>
+        <w:t>BoundaryPass Cricket Booking on AWS EKS</w:t>
+      </w:r>
+      <w:r>
+        <w:rPr>
+          <w:i/>
+          <w:color w:val="5B6773"/>
+          <w:sz w:val="17"/>
+        </w:rPr>
+        <w:t xml:space="preserve">  |  FastAPI · Terraform · EKS · GitHub Actions · Argo CD</w:t>
       </w:r>
     </w:p>
     <w:p>
       <w:pPr>
-        <w:pStyle w:val="BulletX"/>
-        <w:ind w:left="216" w:hanging="158"/>
+        <w:spacing w:before="0" w:after="40" w:line="254" w:lineRule="auto"/>
       </w:pPr>
       <w:r>
-        <w:t>•  Built a cricket booking application; tested health checks, seeded matches, stock reduction and overbooking prevention with pytest.</w:t>
+        <w:rPr>
+          <w:b w:val="0"/>
+          <w:color w:val="122539"/>
+          <w:sz w:val="17"/>
+        </w:rPr>
+        <w:t>Built and tested booking flows and application health checks; provisioned modular cloud infrastructure and implemented CI security checks with SonarQube, Gitleaks and Trivy.</w:t>
       </w:r>
     </w:p>
     <w:p>
       <w:pPr>
-        <w:pStyle w:val="BulletX"/>
-        <w:ind w:left="216" w:hanging="158"/>
+        <w:spacing w:before="40" w:after="40" w:line="254" w:lineRule="auto"/>
       </w:pPr>
       <w:r>
-        <w:t>•  Created modular VPC and EKS infrastructure and CI checks with SonarQube Cloud, Gitleaks and Trivy; used Kubernetes manifests and Argo CD for delivery. Completed documentation and resource teardown to control costs.</w:t>
+        <w:rPr>
+          <w:b/>
+          <w:color w:val="122539"/>
+          <w:sz w:val="17"/>
+        </w:rPr>
+        <w:t>Azure Multi-Tier Architecture</w:t>
+      </w:r>
+      <w:r>
+        <w:rPr>
+          <w:i/>
+          <w:color w:val="5B6773"/>
+          <w:sz w:val="17"/>
+        </w:rPr>
+        <w:t xml:space="preserve">  |  Azure VMs · VNet · NSGs · Nginx · Tomcat · MySQL</w:t>
       </w:r>
     </w:p>
     <w:p>
       <w:pPr>
-        <w:pStyle w:val="BulletX"/>
-        <w:ind w:left="216" w:hanging="158"/>
+        <w:spacing w:before="0" w:after="40" w:line="254" w:lineRule="auto"/>
       </w:pPr>
       <w:r>
-        <w:t>•  Repository: github.com/KuragayalaAkhil/boundarypass-aws-eks</w:t>
+        <w:rPr>
+          <w:b w:val="0"/>
+          <w:color w:val="122539"/>
+          <w:sz w:val="17"/>
+        </w:rPr>
+        <w:t>Configured isolated web, application and database tiers; validated controlled inter-tier connectivity and resolved outbound networking issues.</w:t>
       </w:r>
     </w:p>
     <w:p>
       <w:pPr>
-        <w:pStyle w:val="ItemX"/>
-        <w:keepNext/>
+        <w:spacing w:before="40" w:after="40" w:line="254" w:lineRule="auto"/>
       </w:pPr>
       <w:r>
-        <w:t>Azure Three Tier Architecture | Completed | VMs, VNet, NSGs, Bastion, Nginx, Tomcat, MySQL</w:t>
+        <w:rPr>
+          <w:b/>
+          <w:color w:val="122539"/>
+          <w:sz w:val="17"/>
+        </w:rPr>
+        <w:t>Amazon EKS GitOps Delivery</w:t>
+      </w:r>
+      <w:r>
+        <w:rPr>
+          <w:i/>
+          <w:color w:val="5B6773"/>
+          <w:sz w:val="17"/>
+        </w:rPr>
+        <w:t xml:space="preserve">  |  GitHub Actions · Maven · Docker · Trivy · Argo CD</w:t>
       </w:r>
     </w:p>
     <w:p>
       <w:pPr>
-        <w:pStyle w:val="BulletX"/>
-        <w:ind w:left="216" w:hanging="158"/>
+        <w:spacing w:before="0" w:after="40" w:line="254" w:lineRule="auto"/>
       </w:pPr>
       <w:r>
-        <w:t>•  Configured web, application and database tiers with private connectivity and NSG rules controlling traffic between tiers. Troubleshot outbound package installation and documented deployment steps, screenshots and architecture.</w:t>
+        <w:rPr>
+          <w:b w:val="0"/>
+          <w:color w:val="122539"/>
+          <w:sz w:val="17"/>
+        </w:rPr>
+        <w:t>Automated Java application build, image scanning and publishing, manifest updates and Kubernetes deployment; verified healthy application replicas.</w:t>
       </w:r>
     </w:p>
     <w:p>
       <w:pPr>
-        <w:pStyle w:val="ItemX"/>
-        <w:keepNext/>
+        <w:spacing w:before="40" w:after="40" w:line="254" w:lineRule="auto"/>
       </w:pPr>
       <w:r>
-        <w:t>Amazon EKS GitOps Delivery Pipeline | Completed | GitHub Actions, Docker, Trivy, SonarQube, Argo CD</w:t>
+        <w:rPr>
+          <w:b/>
+          <w:color w:val="122539"/>
+          <w:sz w:val="17"/>
+        </w:rPr>
+        <w:t>AWS Infrastructure Automation</w:t>
+      </w:r>
+      <w:r>
+        <w:rPr>
+          <w:i/>
+          <w:color w:val="5B6773"/>
+          <w:sz w:val="17"/>
+        </w:rPr>
+        <w:t xml:space="preserve">  |  Terraform · Jenkins · VPC · IAM · NLB · S3</w:t>
       </w:r>
     </w:p>
     <w:p>
       <w:pPr>
-        <w:pStyle w:val="BulletX"/>
-        <w:ind w:left="216" w:hanging="158"/>
+        <w:spacing w:before="0" w:after="40" w:line="254" w:lineRule="auto"/>
       </w:pPr>
       <w:r>
-        <w:t>•  Built and tested a Java application with Maven, analyzed code with SonarQube, scanned images with Trivy and pushed versioned images to Docker Hub.</w:t>
+        <w:rPr>
+          <w:b w:val="0"/>
+          <w:color w:val="122539"/>
+          <w:sz w:val="17"/>
+        </w:rPr>
+        <w:t>Created reusable Terraform modules for networking, security groups, IAM and load balancers; configured encrypted remote state and Jenkins infrastructure pipeline.</w:t>
       </w:r>
     </w:p>
     <w:p>
       <w:pPr>
-        <w:pStyle w:val="BulletX"/>
-        <w:ind w:left="216" w:hanging="158"/>
+        <w:spacing w:before="40" w:after="40" w:line="254" w:lineRule="auto"/>
       </w:pPr>
       <w:r>
-        <w:t>•  Automated manifest updates and Argo CD synchronization to EKS; verified two healthy replicas and a live application change through an AWS LoadBalancer.</w:t>
+        <w:rPr>
+          <w:b/>
+          <w:color w:val="122539"/>
+          <w:sz w:val="17"/>
+        </w:rPr>
+        <w:t>Serverless Booking Application</w:t>
+      </w:r>
+      <w:r>
+        <w:rPr>
+          <w:i/>
+          <w:color w:val="5B6773"/>
+          <w:sz w:val="17"/>
+        </w:rPr>
+        <w:t xml:space="preserve">  |  S3 · API Gateway · Lambda · DynamoDB</w:t>
       </w:r>
     </w:p>
     <w:p>
       <w:pPr>
-        <w:pStyle w:val="ItemX"/>
-        <w:keepNext/>
+        <w:spacing w:before="0" w:after="40" w:line="254" w:lineRule="auto"/>
       </w:pPr>
       <w:r>
-        <w:t>AWS Three Tier Infrastructure Automation | Completed | Terraform, Jenkins, AWS</w:t>
+        <w:rPr>
+          <w:b w:val="0"/>
+          <w:color w:val="122539"/>
+          <w:sz w:val="17"/>
+        </w:rPr>
+        <w:t>Integrated a static booking site with HTTP API and Node.js Lambda; validated DynamoDB persistence, CORS and IAM permissions.</w:t>
       </w:r>
     </w:p>
     <w:p>
       <w:pPr>
-        <w:pStyle w:val="BulletX"/>
-        <w:ind w:left="216" w:hanging="158"/>
+        <w:spacing w:before="0" w:after="40" w:line="254" w:lineRule="auto"/>
       </w:pPr>
       <w:r>
-        <w:t>•  Created reusable modules for VPC networking, routes, security groups, IAM instance profiles and public/internal NLBs; configured encrypted, versioned S3 state. Built a Jenkins Terraform pipeline and verified networking, load balancers and instance role access.</w:t>
+        <w:rPr>
+          <w:b w:val="0"/>
+          <w:color w:val="122539"/>
+          <w:sz w:val="17"/>
+        </w:rPr>
+        <w:t>Additional practice: AWS VPC/EC2/ALB/NAT provisioning and private EC2-to-RDS MySQL connectivity.</w:t>
       </w:r>
     </w:p>
     <w:p>
       <w:pPr>
-        <w:pStyle w:val="ItemX"/>
-        <w:keepNext/>
+        <w:spacing w:before="120" w:after="60" w:line="254" w:lineRule="auto"/>
+        <w:pBdr>
+          <w:bottom w:val="single" w:sz="6" w:color="C8D0D9"/>
+        </w:pBdr>
       </w:pPr>
       <w:r>
-        <w:t>Terraform AWS Infrastructure Project | Hands-on | VPC, EC2, ALB, NAT Gateway</w:t>
+        <w:rPr>
+          <w:b/>
+          <w:color w:val="122539"/>
+          <w:sz w:val="18"/>
+        </w:rPr>
+        <w:t>TECHNICAL SKILLS</w:t>
       </w:r>
     </w:p>
     <w:p>
       <w:pPr>
-        <w:pStyle w:val="BulletX"/>
-        <w:ind w:left="216" w:hanging="158"/>
+        <w:spacing w:before="0" w:after="40" w:line="254" w:lineRule="auto"/>
       </w:pPr>
       <w:r>
-        <w:t>•  Provisioned subnets, gateways, routes, security groups, bastion EC2 and an ALB; tested application connectivity across instances.</w:t>
+        <w:rPr>
+          <w:b w:val="0"/>
+          <w:color w:val="122539"/>
+          <w:sz w:val="17"/>
+        </w:rPr>
+        <w:t>Cloud &amp; IaC: AWS (VPC, EC2, IAM, S3, RDS, ELB, EKS, Lambda, API Gateway, DynamoDB, Route 53), Azure (VNet, VMs, NSGs), Terraform</w:t>
       </w:r>
     </w:p>
     <w:p>
       <w:pPr>
-        <w:pStyle w:val="ItemX"/>
-        <w:keepNext/>
+        <w:spacing w:before="0" w:after="40" w:line="254" w:lineRule="auto"/>
       </w:pPr>
       <w:r>
-        <w:t>Serverless Booking Application | Completed | S3, API Gateway, Lambda, DynamoDB</w:t>
+        <w:rPr>
+          <w:b w:val="0"/>
+          <w:color w:val="122539"/>
+          <w:sz w:val="17"/>
+        </w:rPr>
+        <w:t>DevOps &amp; Security: Git, GitHub Actions, Jenkins, Docker, Kubernetes, Argo CD, SonarQube, Gitleaks, Trivy</w:t>
       </w:r>
     </w:p>
     <w:p>
       <w:pPr>
-        <w:pStyle w:val="BulletX"/>
-        <w:ind w:left="216" w:hanging="158"/>
+        <w:spacing w:before="0" w:after="40" w:line="254" w:lineRule="auto"/>
       </w:pPr>
       <w:r>
-        <w:t>•  Connected an S3-hosted booking page to an HTTP API and Node.js Lambda storing requests in DynamoDB; configured CORS and IAM write permissions and verified the workflow.</w:t>
+        <w:rPr>
+          <w:b w:val="0"/>
+          <w:color w:val="122539"/>
+          <w:sz w:val="17"/>
+        </w:rPr>
+        <w:t>Monitoring &amp; Development: Linux, Bash, CloudWatch, Prometheus, Grafana, Pega PRPC, REST APIs, FastAPI, Python, MySQL</w:t>
       </w:r>
     </w:p>
     <w:p>
       <w:pPr>
-        <w:pStyle w:val="ItemX"/>
-        <w:keepNext/>
+        <w:spacing w:before="120" w:after="60" w:line="254" w:lineRule="auto"/>
+        <w:pBdr>
+          <w:bottom w:val="single" w:sz="6" w:color="C8D0D9"/>
+        </w:pBdr>
       </w:pPr>
       <w:r>
-        <w:t>Private Database and Network Connectivity Labs | Hands-on | EC2, RDS MySQL, security groups</w:t>
+        <w:rPr>
+          <w:b/>
+          <w:color w:val="122539"/>
+          <w:sz w:val="18"/>
+        </w:rPr>
+        <w:t>CERTIFICATIONS</w:t>
       </w:r>
     </w:p>
     <w:p>
       <w:pPr>
-        <w:pStyle w:val="BulletX"/>
-        <w:ind w:left="216" w:hanging="158"/>
+        <w:spacing w:before="0" w:after="40" w:line="254" w:lineRule="auto"/>
       </w:pPr>
       <w:r>
-        <w:t>•  Configured Windows EC2 access to private RDS MySQL; practiced tier isolation with subnet routing and security group rules.</w:t>
+        <w:rPr>
+          <w:b w:val="0"/>
+          <w:color w:val="122539"/>
+          <w:sz w:val="17"/>
+        </w:rPr>
+        <w:t>AWS Certified Cloud Practitioner  •  Microsoft Certified: Azure Fundamentals</w:t>
       </w:r>
     </w:p>
     <w:p>
       <w:pPr>
-        <w:pStyle w:val="HeadX"/>
-        <w:keepNext/>
+        <w:spacing w:before="0" w:after="40" w:line="254" w:lineRule="auto"/>
+      </w:pPr>
+      <w:r>
+        <w:rPr>
+          <w:b w:val="0"/>
+          <w:color w:val="122539"/>
+          <w:sz w:val="17"/>
+        </w:rPr>
+        <w:t>Pega Certified System Architect (CSA)  •  Pega Certified Senior System Architect (CSSA)</w:t>
+      </w:r>
+    </w:p>
+    <w:p>
+      <w:pPr>
+        <w:spacing w:before="120" w:after="60" w:line="254" w:lineRule="auto"/>
         <w:pBdr>
-          <w:bottom w:val="single" w:sz="5" w:color="B6C3D0"/>
+          <w:bottom w:val="single" w:sz="6" w:color="C8D0D9"/>
         </w:pBdr>
       </w:pPr>
       <w:r>
+        <w:rPr>
+          <w:b/>
+          <w:color w:val="122539"/>
+          <w:sz w:val="18"/>
+        </w:rPr>
+        <w:t>TRAINING</w:t>
+      </w:r>
+    </w:p>
+    <w:p>
+      <w:pPr>
+        <w:spacing w:before="0" w:after="40" w:line="254" w:lineRule="auto"/>
+      </w:pPr>
+      <w:r>
+        <w:rPr>
+          <w:b w:val="0"/>
+          <w:color w:val="122539"/>
+          <w:sz w:val="17"/>
+        </w:rPr>
+        <w:t>Multi-Cloud DevSecOps with Generative AI — V Cube Software Solutions  |  May 2026 – Present</w:t>
+      </w:r>
+    </w:p>
+    <w:p>
+      <w:pPr>
+        <w:spacing w:before="0" w:after="40" w:line="254" w:lineRule="auto"/>
+      </w:pPr>
+      <w:r>
+        <w:rPr>
+          <w:b w:val="0"/>
+          <w:color w:val="122539"/>
+          <w:sz w:val="17"/>
+        </w:rPr>
+        <w:t>MERN Stack Development — Tech U  |  Sep 2025 – Mar 2026</w:t>
+      </w:r>
+    </w:p>
+    <w:p>
+      <w:pPr>
+        <w:spacing w:before="120" w:after="60" w:line="254" w:lineRule="auto"/>
+        <w:pBdr>
+          <w:bottom w:val="single" w:sz="6" w:color="C8D0D9"/>
+        </w:pBdr>
+      </w:pPr>
+      <w:r>
+        <w:rPr>
+          <w:b/>
+          <w:color w:val="122539"/>
+          <w:sz w:val="18"/>
+        </w:rPr>
         <w:t>EDUCATION</w:t>
       </w:r>
     </w:p>
     <w:p>
       <w:pPr>
-        <w:tabs>
-          <w:tab w:pos="10080" w:val="right"/>
-        </w:tabs>
+        <w:spacing w:before="0" w:after="40" w:line="254" w:lineRule="auto"/>
       </w:pPr>
       <w:r>
-        <w:t>M.S. Computer Networking — Australia</w:t>
-      </w:r>
-      <w:r>
-        <w:tab/>
-        <w:t>Dec 2020</w:t>
-      </w:r>
-    </w:p>
-    <w:p>
-      <w:pPr>
-        <w:tabs>
-          <w:tab w:pos="10080" w:val="right"/>
-        </w:tabs>
-      </w:pPr>
-      <w:r>
-        <w:t>B.Tech Computer Science and Engineering — Hyderabad</w:t>
-      </w:r>
-      <w:r>
-        <w:tab/>
-        <w:t>May 2018</w:t>
-      </w:r>
-    </w:p>
-    <w:p>
-      <w:pPr>
-        <w:pStyle w:val="HeadX"/>
-        <w:keepNext/>
-        <w:pBdr>
-          <w:bottom w:val="single" w:sz="5" w:color="B6C3D0"/>
-        </w:pBdr>
-      </w:pPr>
-      <w:r>
-        <w:t>TECHNICAL SKILLS</w:t>
-      </w:r>
-    </w:p>
-    <w:p>
-      <w:pPr/>
-      <w:r>
-        <w:t>Cloud and IaC: AWS VPC, EC2, IAM, S3, RDS, ELB, NAT Gateway, Route 53, Lambda, API Gateway, DynamoDB, EKS, Terraform; Azure VNet, VMs, NSGs, Bastion</w:t>
-      </w:r>
-    </w:p>
-    <w:p>
-      <w:pPr/>
-      <w:r>
-        <w:t>DevOps and Security: Git, GitHub Actions, Jenkins, Docker, Kubernetes, Argo CD, SonarQube, Gitleaks, Trivy</w:t>
-      </w:r>
-    </w:p>
-    <w:p>
-      <w:pPr/>
-      <w:r>
-        <w:t>Systems and Observability: Linux, Bash, CloudWatch, Prometheus, Grafana, networking, security groups</w:t>
-      </w:r>
-    </w:p>
-    <w:p>
-      <w:pPr/>
-      <w:r>
-        <w:t>Applications and Data: Pega PRPC, REST APIs, FastAPI, Python, Maven, MySQL; MERN stack training</w:t>
-      </w:r>
-    </w:p>
-    <w:p>
-      <w:pPr>
-        <w:pStyle w:val="HeadX"/>
-        <w:keepNext/>
-        <w:pBdr>
-          <w:bottom w:val="single" w:sz="5" w:color="B6C3D0"/>
-        </w:pBdr>
-      </w:pPr>
-      <w:r>
-        <w:t>CERTIFICATIONS AND TRAINING</w:t>
-      </w:r>
-    </w:p>
-    <w:p>
-      <w:pPr>
-        <w:pStyle w:val="BulletX"/>
-        <w:ind w:left="216" w:hanging="158"/>
-      </w:pPr>
-      <w:r>
-        <w:t>•  AWS Certified Cloud Practitioner | Microsoft Certified: Azure Fundamentals</w:t>
-      </w:r>
-    </w:p>
-    <w:p>
-      <w:pPr>
-        <w:pStyle w:val="BulletX"/>
-        <w:ind w:left="216" w:hanging="158"/>
-      </w:pPr>
-      <w:r>
-        <w:t>•  Multi-Cloud DevSecOps with Generative AI — V Cube Software Solutions | May 2026 – Present</w:t>
-      </w:r>
-    </w:p>
-    <w:p>
-      <w:pPr>
-        <w:pStyle w:val="BulletX"/>
-        <w:ind w:left="216" w:hanging="158"/>
-      </w:pPr>
-      <w:r>
-        <w:t>•  Pega Certified System Architect (CSA) | Pega Certified Senior System Architect (CSSA)</w:t>
-      </w:r>
-    </w:p>
-    <w:p>
-      <w:pPr>
-        <w:pStyle w:val="BulletX"/>
-        <w:ind w:left="216" w:hanging="158"/>
-      </w:pPr>
-      <w:r>
-        <w:t>•  MERN Stack Development — Tech U | Sep 2025 – Mar 2026</w:t>
+        <w:rPr>
+          <w:b w:val="0"/>
+          <w:color w:val="122539"/>
+          <w:sz w:val="17"/>
+        </w:rPr>
+        <w:t>M.S. Computer Networking — Australia (Dec 2020)  •  B.Tech Computer Science and Engineering — Hyderabad (May 2018)</w:t>
       </w:r>
     </w:p>
     <w:sectPr>
       <w:pgSz w:w="12240" w:h="15840"/>
-      <w:pgMar w:top="547" w:right="1008" w:bottom="518" w:left="1008" w:header="720" w:footer="720" w:gutter="0"/>
+      <w:pgMar w:top="691" w:right="1123" w:bottom="662" w:left="1123" w:header="720" w:footer="720" w:gutter="0"/>
       <w:cols w:space="720"/>
       <w:docGrid w:linePitch="360"/>
     </w:sectPr>
@@ -775,12 +890,12 @@
     <w:qFormat/>
     <w:rsid w:val="00FC693F"/>
     <w:pPr>
-      <w:spacing w:after="0" w:line="240" w:lineRule="auto"/>
+      <w:spacing w:after="0" w:line="259" w:lineRule="auto"/>
     </w:pPr>
     <w:rPr>
       <w:rFonts w:ascii="Aptos" w:hAnsi="Aptos"/>
-      <w:color w:val="253141"/>
-      <w:sz w:val="16"/>
+      <w:color w:val="25313F"/>
+      <w:sz w:val="18"/>
     </w:rPr>
   </w:style>
   <w:style w:type="paragraph" w:styleId="Header">
@@ -12464,71 +12579,6 @@
         <w:shd w:val="clear" w:color="auto" w:fill="FBCAA2" w:themeFill="accent6" w:themeFillTint="7F"/>
       </w:tcPr>
     </w:tblStylePr>
-  </w:style>
-  <w:style w:type="paragraph" w:customStyle="1" w:styleId="NameX">
-    <w:name w:val="NameX"/>
-    <w:basedOn w:val="Normal"/>
-    <w:pPr>
-      <w:spacing w:before="0" w:after="40"/>
-    </w:pPr>
-    <w:rPr>
-      <w:rFonts w:ascii="Aptos" w:hAnsi="Aptos"/>
-      <w:b/>
-      <w:color w:val="112640"/>
-      <w:sz w:val="38"/>
-    </w:rPr>
-  </w:style>
-  <w:style w:type="paragraph" w:customStyle="1" w:styleId="RoleX">
-    <w:name w:val="RoleX"/>
-    <w:basedOn w:val="Normal"/>
-    <w:pPr>
-      <w:spacing w:before="0" w:after="60"/>
-    </w:pPr>
-    <w:rPr>
-      <w:rFonts w:ascii="Aptos" w:hAnsi="Aptos"/>
-      <w:b/>
-      <w:color w:val="34546F"/>
-      <w:sz w:val="20"/>
-    </w:rPr>
-  </w:style>
-  <w:style w:type="paragraph" w:customStyle="1" w:styleId="HeadX">
-    <w:name w:val="HeadX"/>
-    <w:basedOn w:val="Normal"/>
-    <w:pPr>
-      <w:spacing w:before="100" w:after="40"/>
-    </w:pPr>
-    <w:rPr>
-      <w:rFonts w:ascii="Aptos" w:hAnsi="Aptos"/>
-      <w:b/>
-      <w:color w:val="113450"/>
-      <w:sz w:val="17"/>
-    </w:rPr>
-  </w:style>
-  <w:style w:type="paragraph" w:customStyle="1" w:styleId="ItemX">
-    <w:name w:val="ItemX"/>
-    <w:basedOn w:val="Normal"/>
-    <w:pPr>
-      <w:spacing w:before="40" w:after="0"/>
-    </w:pPr>
-    <w:rPr>
-      <w:rFonts w:ascii="Aptos" w:hAnsi="Aptos"/>
-      <w:b/>
-      <w:color w:val="18324D"/>
-      <w:sz w:val="16"/>
-    </w:rPr>
-  </w:style>
-  <w:style w:type="paragraph" w:customStyle="1" w:styleId="BulletX">
-    <w:name w:val="BulletX"/>
-    <w:basedOn w:val="Normal"/>
-    <w:pPr>
-      <w:spacing w:before="0" w:after="0"/>
-    </w:pPr>
-    <w:rPr>
-      <w:rFonts w:ascii="Aptos" w:hAnsi="Aptos"/>
-      <w:b w:val="0"/>
-      <w:color w:val="253141"/>
-      <w:sz w:val="15"/>
-    </w:rPr>
   </w:style>
 </w:styles>
 </file>

--- a/documents/resume.docx
+++ b/documents/resume.docx
@@ -55,7 +55,7 @@
           <w:color w:val="122539"/>
           <w:sz w:val="16"/>
         </w:rPr>
-        <w:t>github.com/KuragayalaAkhil  •  linkedin.com/in/akhil-kuragayala-326407183</w:t>
+        <w:t>github.com/KuragayalaAkhil  •  linkedin.com/in/kuragayala-akhil</w:t>
       </w:r>
     </w:p>
     <w:p>
